--- a/accounting-hub/public/Accounting-Hub-User-Handbook.docx
+++ b/accounting-hub/public/Accounting-Hub-User-Handbook.docx
@@ -3841,11 +3841,11 @@
               <w:rPr>
                 <w:b w:val="false"/>
                 <w:bCs w:val="false"/>
-                <w:color w:val="9AA4AC"/>
-                <w:sz w:val="18"/>
-                <w:szCs w:val="18"/>
-              </w:rPr>
-              <w:t xml:space="preserve">—</w:t>
+                <w:color w:val="0F5C4C"/>
+                <w:sz w:val="18"/>
+                <w:szCs w:val="18"/>
+              </w:rPr>
+              <w:t xml:space="preserve">✔</w:t>
             </w:r>
           </w:p>
         </w:tc>
@@ -5201,7 +5201,7 @@
           <w:sz w:val="21"/>
           <w:szCs w:val="21"/>
         </w:rPr>
-        <w:t xml:space="preserve">Cashier and first point of contact. You can open Point of Sale, Services, Asset Management, PayMongo, Dashboard, and Referral — for your branch.</w:t>
+        <w:t xml:space="preserve">Cashier and first point of contact. You can open Point of Sale, Services, Asset Management, PayMongo, Dashboard, Sales Summary, and Referral — for your branch.</w:t>
       </w:r>
     </w:p>
     <w:p>
